--- a/RAPOR_safra_tasi_ml.docx
+++ b/RAPOR_safra_tasi_ml.docx
@@ -1256,15 +1256,15 @@
         </w:tblCellMar>
       </w:tblPr>
       <w:tblGrid>
-        <w:gridCol w:w="2999"/>
-        <w:gridCol w:w="2701"/>
+        <w:gridCol w:w="2998"/>
+        <w:gridCol w:w="2702"/>
         <w:gridCol w:w="2700"/>
       </w:tblGrid>
       <w:tr>
         <w:trPr/>
         <w:tc>
           <w:tcPr>
-            <w:tcW w:w="2999" w:type="dxa"/>
+            <w:tcW w:w="2998" w:type="dxa"/>
             <w:tcBorders>
               <w:top w:val="single" w:sz="6" w:space="0" w:color="808080"/>
               <w:start w:val="single" w:sz="6" w:space="0" w:color="808080"/>
@@ -1293,7 +1293,7 @@
         </w:tc>
         <w:tc>
           <w:tcPr>
-            <w:tcW w:w="2701" w:type="dxa"/>
+            <w:tcW w:w="2702" w:type="dxa"/>
             <w:tcBorders>
               <w:top w:val="single" w:sz="6" w:space="0" w:color="808080"/>
               <w:start w:val="single" w:sz="6" w:space="0" w:color="808080"/>
@@ -1354,7 +1354,7 @@
         <w:trPr/>
         <w:tc>
           <w:tcPr>
-            <w:tcW w:w="2999" w:type="dxa"/>
+            <w:tcW w:w="2998" w:type="dxa"/>
             <w:tcBorders>
               <w:top w:val="single" w:sz="6" w:space="0" w:color="808080"/>
               <w:start w:val="single" w:sz="6" w:space="0" w:color="808080"/>
@@ -1382,7 +1382,7 @@
         </w:tc>
         <w:tc>
           <w:tcPr>
-            <w:tcW w:w="2701" w:type="dxa"/>
+            <w:tcW w:w="2702" w:type="dxa"/>
             <w:tcBorders>
               <w:top w:val="single" w:sz="6" w:space="0" w:color="808080"/>
               <w:start w:val="single" w:sz="6" w:space="0" w:color="808080"/>
@@ -1441,7 +1441,7 @@
         <w:trPr/>
         <w:tc>
           <w:tcPr>
-            <w:tcW w:w="2999" w:type="dxa"/>
+            <w:tcW w:w="2998" w:type="dxa"/>
             <w:tcBorders>
               <w:top w:val="single" w:sz="6" w:space="0" w:color="808080"/>
               <w:start w:val="single" w:sz="6" w:space="0" w:color="808080"/>
@@ -1469,7 +1469,7 @@
         </w:tc>
         <w:tc>
           <w:tcPr>
-            <w:tcW w:w="2701" w:type="dxa"/>
+            <w:tcW w:w="2702" w:type="dxa"/>
             <w:tcBorders>
               <w:top w:val="single" w:sz="6" w:space="0" w:color="808080"/>
               <w:start w:val="single" w:sz="6" w:space="0" w:color="808080"/>
@@ -1528,7 +1528,7 @@
         <w:trPr/>
         <w:tc>
           <w:tcPr>
-            <w:tcW w:w="2999" w:type="dxa"/>
+            <w:tcW w:w="2998" w:type="dxa"/>
             <w:tcBorders>
               <w:top w:val="single" w:sz="6" w:space="0" w:color="808080"/>
               <w:start w:val="single" w:sz="6" w:space="0" w:color="808080"/>
@@ -1556,7 +1556,7 @@
         </w:tc>
         <w:tc>
           <w:tcPr>
-            <w:tcW w:w="2701" w:type="dxa"/>
+            <w:tcW w:w="2702" w:type="dxa"/>
             <w:tcBorders>
               <w:top w:val="single" w:sz="6" w:space="0" w:color="808080"/>
               <w:start w:val="single" w:sz="6" w:space="0" w:color="808080"/>
@@ -1615,7 +1615,7 @@
         <w:trPr/>
         <w:tc>
           <w:tcPr>
-            <w:tcW w:w="2999" w:type="dxa"/>
+            <w:tcW w:w="2998" w:type="dxa"/>
             <w:tcBorders>
               <w:top w:val="single" w:sz="6" w:space="0" w:color="808080"/>
               <w:start w:val="single" w:sz="6" w:space="0" w:color="808080"/>
@@ -1643,7 +1643,7 @@
         </w:tc>
         <w:tc>
           <w:tcPr>
-            <w:tcW w:w="2701" w:type="dxa"/>
+            <w:tcW w:w="2702" w:type="dxa"/>
             <w:tcBorders>
               <w:top w:val="single" w:sz="6" w:space="0" w:color="808080"/>
               <w:start w:val="single" w:sz="6" w:space="0" w:color="808080"/>
@@ -1702,7 +1702,7 @@
         <w:trPr/>
         <w:tc>
           <w:tcPr>
-            <w:tcW w:w="2999" w:type="dxa"/>
+            <w:tcW w:w="2998" w:type="dxa"/>
             <w:tcBorders>
               <w:top w:val="single" w:sz="6" w:space="0" w:color="808080"/>
               <w:start w:val="single" w:sz="6" w:space="0" w:color="808080"/>
@@ -1730,7 +1730,7 @@
         </w:tc>
         <w:tc>
           <w:tcPr>
-            <w:tcW w:w="2701" w:type="dxa"/>
+            <w:tcW w:w="2702" w:type="dxa"/>
             <w:tcBorders>
               <w:top w:val="single" w:sz="6" w:space="0" w:color="808080"/>
               <w:start w:val="single" w:sz="6" w:space="0" w:color="808080"/>
@@ -1789,7 +1789,7 @@
         <w:trPr/>
         <w:tc>
           <w:tcPr>
-            <w:tcW w:w="2999" w:type="dxa"/>
+            <w:tcW w:w="2998" w:type="dxa"/>
             <w:tcBorders>
               <w:top w:val="single" w:sz="6" w:space="0" w:color="808080"/>
               <w:start w:val="single" w:sz="6" w:space="0" w:color="808080"/>
@@ -1817,7 +1817,7 @@
         </w:tc>
         <w:tc>
           <w:tcPr>
-            <w:tcW w:w="2701" w:type="dxa"/>
+            <w:tcW w:w="2702" w:type="dxa"/>
             <w:tcBorders>
               <w:top w:val="single" w:sz="6" w:space="0" w:color="808080"/>
               <w:start w:val="single" w:sz="6" w:space="0" w:color="808080"/>
@@ -1876,7 +1876,7 @@
         <w:trPr/>
         <w:tc>
           <w:tcPr>
-            <w:tcW w:w="2999" w:type="dxa"/>
+            <w:tcW w:w="2998" w:type="dxa"/>
             <w:tcBorders>
               <w:top w:val="single" w:sz="6" w:space="0" w:color="808080"/>
               <w:start w:val="single" w:sz="6" w:space="0" w:color="808080"/>
@@ -1904,7 +1904,7 @@
         </w:tc>
         <w:tc>
           <w:tcPr>
-            <w:tcW w:w="2701" w:type="dxa"/>
+            <w:tcW w:w="2702" w:type="dxa"/>
             <w:tcBorders>
               <w:top w:val="single" w:sz="6" w:space="0" w:color="808080"/>
               <w:start w:val="single" w:sz="6" w:space="0" w:color="808080"/>
@@ -1963,7 +1963,7 @@
         <w:trPr/>
         <w:tc>
           <w:tcPr>
-            <w:tcW w:w="2999" w:type="dxa"/>
+            <w:tcW w:w="2998" w:type="dxa"/>
             <w:tcBorders>
               <w:top w:val="single" w:sz="6" w:space="0" w:color="808080"/>
               <w:start w:val="single" w:sz="6" w:space="0" w:color="808080"/>
@@ -1991,7 +1991,7 @@
         </w:tc>
         <w:tc>
           <w:tcPr>
-            <w:tcW w:w="2701" w:type="dxa"/>
+            <w:tcW w:w="2702" w:type="dxa"/>
             <w:tcBorders>
               <w:top w:val="single" w:sz="6" w:space="0" w:color="808080"/>
               <w:start w:val="single" w:sz="6" w:space="0" w:color="808080"/>
@@ -2095,18 +2095,18 @@
         </w:tblCellMar>
       </w:tblPr>
       <w:tblGrid>
-        <w:gridCol w:w="2499"/>
+        <w:gridCol w:w="2498"/>
+        <w:gridCol w:w="1301"/>
+        <w:gridCol w:w="1301"/>
+        <w:gridCol w:w="1398"/>
         <w:gridCol w:w="1300"/>
-        <w:gridCol w:w="1301"/>
-        <w:gridCol w:w="1399"/>
-        <w:gridCol w:w="1300"/>
-        <w:gridCol w:w="1501"/>
+        <w:gridCol w:w="1502"/>
       </w:tblGrid>
       <w:tr>
         <w:trPr/>
         <w:tc>
           <w:tcPr>
-            <w:tcW w:w="2499" w:type="dxa"/>
+            <w:tcW w:w="2498" w:type="dxa"/>
             <w:tcBorders>
               <w:top w:val="single" w:sz="6" w:space="0" w:color="808080"/>
               <w:start w:val="single" w:sz="6" w:space="0" w:color="808080"/>
@@ -2135,7 +2135,7 @@
         </w:tc>
         <w:tc>
           <w:tcPr>
-            <w:tcW w:w="1300" w:type="dxa"/>
+            <w:tcW w:w="1301" w:type="dxa"/>
             <w:tcBorders>
               <w:top w:val="single" w:sz="6" w:space="0" w:color="808080"/>
               <w:start w:val="single" w:sz="6" w:space="0" w:color="808080"/>
@@ -2193,7 +2193,7 @@
         </w:tc>
         <w:tc>
           <w:tcPr>
-            <w:tcW w:w="1399" w:type="dxa"/>
+            <w:tcW w:w="1398" w:type="dxa"/>
             <w:tcBorders>
               <w:top w:val="single" w:sz="6" w:space="0" w:color="808080"/>
               <w:start w:val="single" w:sz="6" w:space="0" w:color="808080"/>
@@ -2251,7 +2251,7 @@
         </w:tc>
         <w:tc>
           <w:tcPr>
-            <w:tcW w:w="1501" w:type="dxa"/>
+            <w:tcW w:w="1502" w:type="dxa"/>
             <w:tcBorders>
               <w:top w:val="single" w:sz="6" w:space="0" w:color="808080"/>
               <w:start w:val="single" w:sz="6" w:space="0" w:color="808080"/>
@@ -2283,7 +2283,7 @@
         <w:trPr/>
         <w:tc>
           <w:tcPr>
-            <w:tcW w:w="2499" w:type="dxa"/>
+            <w:tcW w:w="2498" w:type="dxa"/>
             <w:tcBorders>
               <w:top w:val="single" w:sz="6" w:space="0" w:color="808080"/>
               <w:start w:val="single" w:sz="6" w:space="0" w:color="808080"/>
@@ -2311,6 +2311,90 @@
         </w:tc>
         <w:tc>
           <w:tcPr>
+            <w:tcW w:w="1301" w:type="dxa"/>
+            <w:tcBorders>
+              <w:top w:val="single" w:sz="6" w:space="0" w:color="808080"/>
+              <w:start w:val="single" w:sz="6" w:space="0" w:color="808080"/>
+              <w:bottom w:val="single" w:sz="6" w:space="0" w:color="808080"/>
+              <w:end w:val="single" w:sz="6" w:space="0" w:color="808080"/>
+            </w:tcBorders>
+          </w:tcPr>
+          <w:p>
+            <w:pPr>
+              <w:pStyle w:val="Normal"/>
+              <w:jc w:val="center"/>
+              <w:rPr/>
+            </w:pPr>
+            <w:r>
+              <w:rPr>
+                <w:rFonts w:eastAsia="Times New Roman" w:cs="Times New Roman"/>
+                <w:b w:val="false"/>
+                <w:bCs w:val="false"/>
+                <w:sz w:val="22"/>
+                <w:szCs w:val="22"/>
+              </w:rPr>
+              <w:t>0,7812</w:t>
+            </w:r>
+          </w:p>
+        </w:tc>
+        <w:tc>
+          <w:tcPr>
+            <w:tcW w:w="1301" w:type="dxa"/>
+            <w:tcBorders>
+              <w:top w:val="single" w:sz="6" w:space="0" w:color="808080"/>
+              <w:start w:val="single" w:sz="6" w:space="0" w:color="808080"/>
+              <w:bottom w:val="single" w:sz="6" w:space="0" w:color="808080"/>
+              <w:end w:val="single" w:sz="6" w:space="0" w:color="808080"/>
+            </w:tcBorders>
+          </w:tcPr>
+          <w:p>
+            <w:pPr>
+              <w:pStyle w:val="Normal"/>
+              <w:jc w:val="center"/>
+              <w:rPr/>
+            </w:pPr>
+            <w:r>
+              <w:rPr>
+                <w:rFonts w:eastAsia="Times New Roman" w:cs="Times New Roman"/>
+                <w:b w:val="false"/>
+                <w:bCs w:val="false"/>
+                <w:sz w:val="22"/>
+                <w:szCs w:val="22"/>
+              </w:rPr>
+              <w:t>0,8000</w:t>
+            </w:r>
+          </w:p>
+        </w:tc>
+        <w:tc>
+          <w:tcPr>
+            <w:tcW w:w="1398" w:type="dxa"/>
+            <w:tcBorders>
+              <w:top w:val="single" w:sz="6" w:space="0" w:color="808080"/>
+              <w:start w:val="single" w:sz="6" w:space="0" w:color="808080"/>
+              <w:bottom w:val="single" w:sz="6" w:space="0" w:color="808080"/>
+              <w:end w:val="single" w:sz="6" w:space="0" w:color="808080"/>
+            </w:tcBorders>
+          </w:tcPr>
+          <w:p>
+            <w:pPr>
+              <w:pStyle w:val="Normal"/>
+              <w:jc w:val="center"/>
+              <w:rPr/>
+            </w:pPr>
+            <w:r>
+              <w:rPr>
+                <w:rFonts w:eastAsia="Times New Roman" w:cs="Times New Roman"/>
+                <w:b w:val="false"/>
+                <w:bCs w:val="false"/>
+                <w:sz w:val="22"/>
+                <w:szCs w:val="22"/>
+              </w:rPr>
+              <w:t>0,7500</w:t>
+            </w:r>
+          </w:p>
+        </w:tc>
+        <w:tc>
+          <w:tcPr>
             <w:tcW w:w="1300" w:type="dxa"/>
             <w:tcBorders>
               <w:top w:val="single" w:sz="6" w:space="0" w:color="808080"/>
@@ -2333,97 +2417,13 @@
                 <w:sz w:val="22"/>
                 <w:szCs w:val="22"/>
               </w:rPr>
-              <w:t>0,7812</w:t>
-            </w:r>
-          </w:p>
-        </w:tc>
-        <w:tc>
-          <w:tcPr>
-            <w:tcW w:w="1301" w:type="dxa"/>
-            <w:tcBorders>
-              <w:top w:val="single" w:sz="6" w:space="0" w:color="808080"/>
-              <w:start w:val="single" w:sz="6" w:space="0" w:color="808080"/>
-              <w:bottom w:val="single" w:sz="6" w:space="0" w:color="808080"/>
-              <w:end w:val="single" w:sz="6" w:space="0" w:color="808080"/>
-            </w:tcBorders>
-          </w:tcPr>
-          <w:p>
-            <w:pPr>
-              <w:pStyle w:val="Normal"/>
-              <w:jc w:val="center"/>
-              <w:rPr/>
-            </w:pPr>
-            <w:r>
-              <w:rPr>
-                <w:rFonts w:eastAsia="Times New Roman" w:cs="Times New Roman"/>
-                <w:b w:val="false"/>
-                <w:bCs w:val="false"/>
-                <w:sz w:val="22"/>
-                <w:szCs w:val="22"/>
-              </w:rPr>
-              <w:t>0,8000</w:t>
-            </w:r>
-          </w:p>
-        </w:tc>
-        <w:tc>
-          <w:tcPr>
-            <w:tcW w:w="1399" w:type="dxa"/>
-            <w:tcBorders>
-              <w:top w:val="single" w:sz="6" w:space="0" w:color="808080"/>
-              <w:start w:val="single" w:sz="6" w:space="0" w:color="808080"/>
-              <w:bottom w:val="single" w:sz="6" w:space="0" w:color="808080"/>
-              <w:end w:val="single" w:sz="6" w:space="0" w:color="808080"/>
-            </w:tcBorders>
-          </w:tcPr>
-          <w:p>
-            <w:pPr>
-              <w:pStyle w:val="Normal"/>
-              <w:jc w:val="center"/>
-              <w:rPr/>
-            </w:pPr>
-            <w:r>
-              <w:rPr>
-                <w:rFonts w:eastAsia="Times New Roman" w:cs="Times New Roman"/>
-                <w:b w:val="false"/>
-                <w:bCs w:val="false"/>
-                <w:sz w:val="22"/>
-                <w:szCs w:val="22"/>
-              </w:rPr>
-              <w:t>0,7500</w:t>
-            </w:r>
-          </w:p>
-        </w:tc>
-        <w:tc>
-          <w:tcPr>
-            <w:tcW w:w="1300" w:type="dxa"/>
-            <w:tcBorders>
-              <w:top w:val="single" w:sz="6" w:space="0" w:color="808080"/>
-              <w:start w:val="single" w:sz="6" w:space="0" w:color="808080"/>
-              <w:bottom w:val="single" w:sz="6" w:space="0" w:color="808080"/>
-              <w:end w:val="single" w:sz="6" w:space="0" w:color="808080"/>
-            </w:tcBorders>
-          </w:tcPr>
-          <w:p>
-            <w:pPr>
-              <w:pStyle w:val="Normal"/>
-              <w:jc w:val="center"/>
-              <w:rPr/>
-            </w:pPr>
-            <w:r>
-              <w:rPr>
-                <w:rFonts w:eastAsia="Times New Roman" w:cs="Times New Roman"/>
-                <w:b w:val="false"/>
-                <w:bCs w:val="false"/>
-                <w:sz w:val="22"/>
-                <w:szCs w:val="22"/>
-              </w:rPr>
               <w:t>0,7742</w:t>
             </w:r>
           </w:p>
         </w:tc>
         <w:tc>
           <w:tcPr>
-            <w:tcW w:w="1501" w:type="dxa"/>
+            <w:tcW w:w="1502" w:type="dxa"/>
             <w:tcBorders>
               <w:top w:val="single" w:sz="6" w:space="0" w:color="808080"/>
               <w:start w:val="single" w:sz="6" w:space="0" w:color="808080"/>
@@ -2454,7 +2454,7 @@
         <w:trPr/>
         <w:tc>
           <w:tcPr>
-            <w:tcW w:w="2499" w:type="dxa"/>
+            <w:tcW w:w="2498" w:type="dxa"/>
             <w:tcBorders>
               <w:top w:val="single" w:sz="6" w:space="0" w:color="808080"/>
               <w:start w:val="single" w:sz="6" w:space="0" w:color="808080"/>
@@ -2482,6 +2482,90 @@
         </w:tc>
         <w:tc>
           <w:tcPr>
+            <w:tcW w:w="1301" w:type="dxa"/>
+            <w:tcBorders>
+              <w:top w:val="single" w:sz="6" w:space="0" w:color="808080"/>
+              <w:start w:val="single" w:sz="6" w:space="0" w:color="808080"/>
+              <w:bottom w:val="single" w:sz="6" w:space="0" w:color="808080"/>
+              <w:end w:val="single" w:sz="6" w:space="0" w:color="808080"/>
+            </w:tcBorders>
+          </w:tcPr>
+          <w:p>
+            <w:pPr>
+              <w:pStyle w:val="Normal"/>
+              <w:jc w:val="center"/>
+              <w:rPr/>
+            </w:pPr>
+            <w:r>
+              <w:rPr>
+                <w:rFonts w:eastAsia="Times New Roman" w:cs="Times New Roman"/>
+                <w:b w:val="false"/>
+                <w:bCs w:val="false"/>
+                <w:sz w:val="22"/>
+                <w:szCs w:val="22"/>
+              </w:rPr>
+              <w:t>0,7656</w:t>
+            </w:r>
+          </w:p>
+        </w:tc>
+        <w:tc>
+          <w:tcPr>
+            <w:tcW w:w="1301" w:type="dxa"/>
+            <w:tcBorders>
+              <w:top w:val="single" w:sz="6" w:space="0" w:color="808080"/>
+              <w:start w:val="single" w:sz="6" w:space="0" w:color="808080"/>
+              <w:bottom w:val="single" w:sz="6" w:space="0" w:color="808080"/>
+              <w:end w:val="single" w:sz="6" w:space="0" w:color="808080"/>
+            </w:tcBorders>
+          </w:tcPr>
+          <w:p>
+            <w:pPr>
+              <w:pStyle w:val="Normal"/>
+              <w:jc w:val="center"/>
+              <w:rPr/>
+            </w:pPr>
+            <w:r>
+              <w:rPr>
+                <w:rFonts w:eastAsia="Times New Roman" w:cs="Times New Roman"/>
+                <w:b w:val="false"/>
+                <w:bCs w:val="false"/>
+                <w:sz w:val="22"/>
+                <w:szCs w:val="22"/>
+              </w:rPr>
+              <w:t>0,7179</w:t>
+            </w:r>
+          </w:p>
+        </w:tc>
+        <w:tc>
+          <w:tcPr>
+            <w:tcW w:w="1398" w:type="dxa"/>
+            <w:tcBorders>
+              <w:top w:val="single" w:sz="6" w:space="0" w:color="808080"/>
+              <w:start w:val="single" w:sz="6" w:space="0" w:color="808080"/>
+              <w:bottom w:val="single" w:sz="6" w:space="0" w:color="808080"/>
+              <w:end w:val="single" w:sz="6" w:space="0" w:color="808080"/>
+            </w:tcBorders>
+          </w:tcPr>
+          <w:p>
+            <w:pPr>
+              <w:pStyle w:val="Normal"/>
+              <w:jc w:val="center"/>
+              <w:rPr/>
+            </w:pPr>
+            <w:r>
+              <w:rPr>
+                <w:rFonts w:eastAsia="Times New Roman" w:cs="Times New Roman"/>
+                <w:b w:val="false"/>
+                <w:bCs w:val="false"/>
+                <w:sz w:val="22"/>
+                <w:szCs w:val="22"/>
+              </w:rPr>
+              <w:t>0,8750</w:t>
+            </w:r>
+          </w:p>
+        </w:tc>
+        <w:tc>
+          <w:tcPr>
             <w:tcW w:w="1300" w:type="dxa"/>
             <w:tcBorders>
               <w:top w:val="single" w:sz="6" w:space="0" w:color="808080"/>
@@ -2504,97 +2588,13 @@
                 <w:sz w:val="22"/>
                 <w:szCs w:val="22"/>
               </w:rPr>
-              <w:t>0,7656</w:t>
-            </w:r>
-          </w:p>
-        </w:tc>
-        <w:tc>
-          <w:tcPr>
-            <w:tcW w:w="1301" w:type="dxa"/>
-            <w:tcBorders>
-              <w:top w:val="single" w:sz="6" w:space="0" w:color="808080"/>
-              <w:start w:val="single" w:sz="6" w:space="0" w:color="808080"/>
-              <w:bottom w:val="single" w:sz="6" w:space="0" w:color="808080"/>
-              <w:end w:val="single" w:sz="6" w:space="0" w:color="808080"/>
-            </w:tcBorders>
-          </w:tcPr>
-          <w:p>
-            <w:pPr>
-              <w:pStyle w:val="Normal"/>
-              <w:jc w:val="center"/>
-              <w:rPr/>
-            </w:pPr>
-            <w:r>
-              <w:rPr>
-                <w:rFonts w:eastAsia="Times New Roman" w:cs="Times New Roman"/>
-                <w:b w:val="false"/>
-                <w:bCs w:val="false"/>
-                <w:sz w:val="22"/>
-                <w:szCs w:val="22"/>
-              </w:rPr>
-              <w:t>0,7179</w:t>
-            </w:r>
-          </w:p>
-        </w:tc>
-        <w:tc>
-          <w:tcPr>
-            <w:tcW w:w="1399" w:type="dxa"/>
-            <w:tcBorders>
-              <w:top w:val="single" w:sz="6" w:space="0" w:color="808080"/>
-              <w:start w:val="single" w:sz="6" w:space="0" w:color="808080"/>
-              <w:bottom w:val="single" w:sz="6" w:space="0" w:color="808080"/>
-              <w:end w:val="single" w:sz="6" w:space="0" w:color="808080"/>
-            </w:tcBorders>
-          </w:tcPr>
-          <w:p>
-            <w:pPr>
-              <w:pStyle w:val="Normal"/>
-              <w:jc w:val="center"/>
-              <w:rPr/>
-            </w:pPr>
-            <w:r>
-              <w:rPr>
-                <w:rFonts w:eastAsia="Times New Roman" w:cs="Times New Roman"/>
-                <w:b w:val="false"/>
-                <w:bCs w:val="false"/>
-                <w:sz w:val="22"/>
-                <w:szCs w:val="22"/>
-              </w:rPr>
-              <w:t>0,8750</w:t>
-            </w:r>
-          </w:p>
-        </w:tc>
-        <w:tc>
-          <w:tcPr>
-            <w:tcW w:w="1300" w:type="dxa"/>
-            <w:tcBorders>
-              <w:top w:val="single" w:sz="6" w:space="0" w:color="808080"/>
-              <w:start w:val="single" w:sz="6" w:space="0" w:color="808080"/>
-              <w:bottom w:val="single" w:sz="6" w:space="0" w:color="808080"/>
-              <w:end w:val="single" w:sz="6" w:space="0" w:color="808080"/>
-            </w:tcBorders>
-          </w:tcPr>
-          <w:p>
-            <w:pPr>
-              <w:pStyle w:val="Normal"/>
-              <w:jc w:val="center"/>
-              <w:rPr/>
-            </w:pPr>
-            <w:r>
-              <w:rPr>
-                <w:rFonts w:eastAsia="Times New Roman" w:cs="Times New Roman"/>
-                <w:b w:val="false"/>
-                <w:bCs w:val="false"/>
-                <w:sz w:val="22"/>
-                <w:szCs w:val="22"/>
-              </w:rPr>
               <w:t>0,7887</w:t>
             </w:r>
           </w:p>
         </w:tc>
         <w:tc>
           <w:tcPr>
-            <w:tcW w:w="1501" w:type="dxa"/>
+            <w:tcW w:w="1502" w:type="dxa"/>
             <w:tcBorders>
               <w:top w:val="single" w:sz="6" w:space="0" w:color="808080"/>
               <w:start w:val="single" w:sz="6" w:space="0" w:color="808080"/>
@@ -2625,7 +2625,7 @@
         <w:trPr/>
         <w:tc>
           <w:tcPr>
-            <w:tcW w:w="2499" w:type="dxa"/>
+            <w:tcW w:w="2498" w:type="dxa"/>
             <w:tcBorders>
               <w:top w:val="single" w:sz="6" w:space="0" w:color="808080"/>
               <w:start w:val="single" w:sz="6" w:space="0" w:color="808080"/>
@@ -2653,6 +2653,90 @@
         </w:tc>
         <w:tc>
           <w:tcPr>
+            <w:tcW w:w="1301" w:type="dxa"/>
+            <w:tcBorders>
+              <w:top w:val="single" w:sz="6" w:space="0" w:color="808080"/>
+              <w:start w:val="single" w:sz="6" w:space="0" w:color="808080"/>
+              <w:bottom w:val="single" w:sz="6" w:space="0" w:color="808080"/>
+              <w:end w:val="single" w:sz="6" w:space="0" w:color="808080"/>
+            </w:tcBorders>
+          </w:tcPr>
+          <w:p>
+            <w:pPr>
+              <w:pStyle w:val="Normal"/>
+              <w:jc w:val="center"/>
+              <w:rPr/>
+            </w:pPr>
+            <w:r>
+              <w:rPr>
+                <w:rFonts w:eastAsia="Times New Roman" w:cs="Times New Roman"/>
+                <w:b w:val="false"/>
+                <w:bCs w:val="false"/>
+                <w:sz w:val="22"/>
+                <w:szCs w:val="22"/>
+              </w:rPr>
+              <w:t>0,7500</w:t>
+            </w:r>
+          </w:p>
+        </w:tc>
+        <w:tc>
+          <w:tcPr>
+            <w:tcW w:w="1301" w:type="dxa"/>
+            <w:tcBorders>
+              <w:top w:val="single" w:sz="6" w:space="0" w:color="808080"/>
+              <w:start w:val="single" w:sz="6" w:space="0" w:color="808080"/>
+              <w:bottom w:val="single" w:sz="6" w:space="0" w:color="808080"/>
+              <w:end w:val="single" w:sz="6" w:space="0" w:color="808080"/>
+            </w:tcBorders>
+          </w:tcPr>
+          <w:p>
+            <w:pPr>
+              <w:pStyle w:val="Normal"/>
+              <w:jc w:val="center"/>
+              <w:rPr/>
+            </w:pPr>
+            <w:r>
+              <w:rPr>
+                <w:rFonts w:eastAsia="Times New Roman" w:cs="Times New Roman"/>
+                <w:b w:val="false"/>
+                <w:bCs w:val="false"/>
+                <w:sz w:val="22"/>
+                <w:szCs w:val="22"/>
+              </w:rPr>
+              <w:t>0,7105</w:t>
+            </w:r>
+          </w:p>
+        </w:tc>
+        <w:tc>
+          <w:tcPr>
+            <w:tcW w:w="1398" w:type="dxa"/>
+            <w:tcBorders>
+              <w:top w:val="single" w:sz="6" w:space="0" w:color="808080"/>
+              <w:start w:val="single" w:sz="6" w:space="0" w:color="808080"/>
+              <w:bottom w:val="single" w:sz="6" w:space="0" w:color="808080"/>
+              <w:end w:val="single" w:sz="6" w:space="0" w:color="808080"/>
+            </w:tcBorders>
+          </w:tcPr>
+          <w:p>
+            <w:pPr>
+              <w:pStyle w:val="Normal"/>
+              <w:jc w:val="center"/>
+              <w:rPr/>
+            </w:pPr>
+            <w:r>
+              <w:rPr>
+                <w:rFonts w:eastAsia="Times New Roman" w:cs="Times New Roman"/>
+                <w:b w:val="false"/>
+                <w:bCs w:val="false"/>
+                <w:sz w:val="22"/>
+                <w:szCs w:val="22"/>
+              </w:rPr>
+              <w:t>0,8438</w:t>
+            </w:r>
+          </w:p>
+        </w:tc>
+        <w:tc>
+          <w:tcPr>
             <w:tcW w:w="1300" w:type="dxa"/>
             <w:tcBorders>
               <w:top w:val="single" w:sz="6" w:space="0" w:color="808080"/>
@@ -2675,97 +2759,13 @@
                 <w:sz w:val="22"/>
                 <w:szCs w:val="22"/>
               </w:rPr>
-              <w:t>0,7500</w:t>
-            </w:r>
-          </w:p>
-        </w:tc>
-        <w:tc>
-          <w:tcPr>
-            <w:tcW w:w="1301" w:type="dxa"/>
-            <w:tcBorders>
-              <w:top w:val="single" w:sz="6" w:space="0" w:color="808080"/>
-              <w:start w:val="single" w:sz="6" w:space="0" w:color="808080"/>
-              <w:bottom w:val="single" w:sz="6" w:space="0" w:color="808080"/>
-              <w:end w:val="single" w:sz="6" w:space="0" w:color="808080"/>
-            </w:tcBorders>
-          </w:tcPr>
-          <w:p>
-            <w:pPr>
-              <w:pStyle w:val="Normal"/>
-              <w:jc w:val="center"/>
-              <w:rPr/>
-            </w:pPr>
-            <w:r>
-              <w:rPr>
-                <w:rFonts w:eastAsia="Times New Roman" w:cs="Times New Roman"/>
-                <w:b w:val="false"/>
-                <w:bCs w:val="false"/>
-                <w:sz w:val="22"/>
-                <w:szCs w:val="22"/>
-              </w:rPr>
-              <w:t>0,7105</w:t>
-            </w:r>
-          </w:p>
-        </w:tc>
-        <w:tc>
-          <w:tcPr>
-            <w:tcW w:w="1399" w:type="dxa"/>
-            <w:tcBorders>
-              <w:top w:val="single" w:sz="6" w:space="0" w:color="808080"/>
-              <w:start w:val="single" w:sz="6" w:space="0" w:color="808080"/>
-              <w:bottom w:val="single" w:sz="6" w:space="0" w:color="808080"/>
-              <w:end w:val="single" w:sz="6" w:space="0" w:color="808080"/>
-            </w:tcBorders>
-          </w:tcPr>
-          <w:p>
-            <w:pPr>
-              <w:pStyle w:val="Normal"/>
-              <w:jc w:val="center"/>
-              <w:rPr/>
-            </w:pPr>
-            <w:r>
-              <w:rPr>
-                <w:rFonts w:eastAsia="Times New Roman" w:cs="Times New Roman"/>
-                <w:b w:val="false"/>
-                <w:bCs w:val="false"/>
-                <w:sz w:val="22"/>
-                <w:szCs w:val="22"/>
-              </w:rPr>
-              <w:t>0,8438</w:t>
-            </w:r>
-          </w:p>
-        </w:tc>
-        <w:tc>
-          <w:tcPr>
-            <w:tcW w:w="1300" w:type="dxa"/>
-            <w:tcBorders>
-              <w:top w:val="single" w:sz="6" w:space="0" w:color="808080"/>
-              <w:start w:val="single" w:sz="6" w:space="0" w:color="808080"/>
-              <w:bottom w:val="single" w:sz="6" w:space="0" w:color="808080"/>
-              <w:end w:val="single" w:sz="6" w:space="0" w:color="808080"/>
-            </w:tcBorders>
-          </w:tcPr>
-          <w:p>
-            <w:pPr>
-              <w:pStyle w:val="Normal"/>
-              <w:jc w:val="center"/>
-              <w:rPr/>
-            </w:pPr>
-            <w:r>
-              <w:rPr>
-                <w:rFonts w:eastAsia="Times New Roman" w:cs="Times New Roman"/>
-                <w:b w:val="false"/>
-                <w:bCs w:val="false"/>
-                <w:sz w:val="22"/>
-                <w:szCs w:val="22"/>
-              </w:rPr>
               <w:t>0,7714</w:t>
             </w:r>
           </w:p>
         </w:tc>
         <w:tc>
           <w:tcPr>
-            <w:tcW w:w="1501" w:type="dxa"/>
+            <w:tcW w:w="1502" w:type="dxa"/>
             <w:tcBorders>
               <w:top w:val="single" w:sz="6" w:space="0" w:color="808080"/>
               <w:start w:val="single" w:sz="6" w:space="0" w:color="808080"/>
@@ -2796,7 +2796,7 @@
         <w:trPr/>
         <w:tc>
           <w:tcPr>
-            <w:tcW w:w="2499" w:type="dxa"/>
+            <w:tcW w:w="2498" w:type="dxa"/>
             <w:tcBorders>
               <w:top w:val="single" w:sz="6" w:space="0" w:color="808080"/>
               <w:start w:val="single" w:sz="6" w:space="0" w:color="808080"/>
@@ -2824,6 +2824,90 @@
         </w:tc>
         <w:tc>
           <w:tcPr>
+            <w:tcW w:w="1301" w:type="dxa"/>
+            <w:tcBorders>
+              <w:top w:val="single" w:sz="6" w:space="0" w:color="808080"/>
+              <w:start w:val="single" w:sz="6" w:space="0" w:color="808080"/>
+              <w:bottom w:val="single" w:sz="6" w:space="0" w:color="808080"/>
+              <w:end w:val="single" w:sz="6" w:space="0" w:color="808080"/>
+            </w:tcBorders>
+          </w:tcPr>
+          <w:p>
+            <w:pPr>
+              <w:pStyle w:val="Normal"/>
+              <w:jc w:val="center"/>
+              <w:rPr/>
+            </w:pPr>
+            <w:r>
+              <w:rPr>
+                <w:rFonts w:eastAsia="Times New Roman" w:cs="Times New Roman"/>
+                <w:b w:val="false"/>
+                <w:bCs w:val="false"/>
+                <w:sz w:val="22"/>
+                <w:szCs w:val="22"/>
+              </w:rPr>
+              <w:t>0,7500</w:t>
+            </w:r>
+          </w:p>
+        </w:tc>
+        <w:tc>
+          <w:tcPr>
+            <w:tcW w:w="1301" w:type="dxa"/>
+            <w:tcBorders>
+              <w:top w:val="single" w:sz="6" w:space="0" w:color="808080"/>
+              <w:start w:val="single" w:sz="6" w:space="0" w:color="808080"/>
+              <w:bottom w:val="single" w:sz="6" w:space="0" w:color="808080"/>
+              <w:end w:val="single" w:sz="6" w:space="0" w:color="808080"/>
+            </w:tcBorders>
+          </w:tcPr>
+          <w:p>
+            <w:pPr>
+              <w:pStyle w:val="Normal"/>
+              <w:jc w:val="center"/>
+              <w:rPr/>
+            </w:pPr>
+            <w:r>
+              <w:rPr>
+                <w:rFonts w:eastAsia="Times New Roman" w:cs="Times New Roman"/>
+                <w:b w:val="false"/>
+                <w:bCs w:val="false"/>
+                <w:sz w:val="22"/>
+                <w:szCs w:val="22"/>
+              </w:rPr>
+              <w:t>0,7222</w:t>
+            </w:r>
+          </w:p>
+        </w:tc>
+        <w:tc>
+          <w:tcPr>
+            <w:tcW w:w="1398" w:type="dxa"/>
+            <w:tcBorders>
+              <w:top w:val="single" w:sz="6" w:space="0" w:color="808080"/>
+              <w:start w:val="single" w:sz="6" w:space="0" w:color="808080"/>
+              <w:bottom w:val="single" w:sz="6" w:space="0" w:color="808080"/>
+              <w:end w:val="single" w:sz="6" w:space="0" w:color="808080"/>
+            </w:tcBorders>
+          </w:tcPr>
+          <w:p>
+            <w:pPr>
+              <w:pStyle w:val="Normal"/>
+              <w:jc w:val="center"/>
+              <w:rPr/>
+            </w:pPr>
+            <w:r>
+              <w:rPr>
+                <w:rFonts w:eastAsia="Times New Roman" w:cs="Times New Roman"/>
+                <w:b w:val="false"/>
+                <w:bCs w:val="false"/>
+                <w:sz w:val="22"/>
+                <w:szCs w:val="22"/>
+              </w:rPr>
+              <w:t>0,8125</w:t>
+            </w:r>
+          </w:p>
+        </w:tc>
+        <w:tc>
+          <w:tcPr>
             <w:tcW w:w="1300" w:type="dxa"/>
             <w:tcBorders>
               <w:top w:val="single" w:sz="6" w:space="0" w:color="808080"/>
@@ -2846,97 +2930,13 @@
                 <w:sz w:val="22"/>
                 <w:szCs w:val="22"/>
               </w:rPr>
-              <w:t>0,7500</w:t>
-            </w:r>
-          </w:p>
-        </w:tc>
-        <w:tc>
-          <w:tcPr>
-            <w:tcW w:w="1301" w:type="dxa"/>
-            <w:tcBorders>
-              <w:top w:val="single" w:sz="6" w:space="0" w:color="808080"/>
-              <w:start w:val="single" w:sz="6" w:space="0" w:color="808080"/>
-              <w:bottom w:val="single" w:sz="6" w:space="0" w:color="808080"/>
-              <w:end w:val="single" w:sz="6" w:space="0" w:color="808080"/>
-            </w:tcBorders>
-          </w:tcPr>
-          <w:p>
-            <w:pPr>
-              <w:pStyle w:val="Normal"/>
-              <w:jc w:val="center"/>
-              <w:rPr/>
-            </w:pPr>
-            <w:r>
-              <w:rPr>
-                <w:rFonts w:eastAsia="Times New Roman" w:cs="Times New Roman"/>
-                <w:b w:val="false"/>
-                <w:bCs w:val="false"/>
-                <w:sz w:val="22"/>
-                <w:szCs w:val="22"/>
-              </w:rPr>
-              <w:t>0,7222</w:t>
-            </w:r>
-          </w:p>
-        </w:tc>
-        <w:tc>
-          <w:tcPr>
-            <w:tcW w:w="1399" w:type="dxa"/>
-            <w:tcBorders>
-              <w:top w:val="single" w:sz="6" w:space="0" w:color="808080"/>
-              <w:start w:val="single" w:sz="6" w:space="0" w:color="808080"/>
-              <w:bottom w:val="single" w:sz="6" w:space="0" w:color="808080"/>
-              <w:end w:val="single" w:sz="6" w:space="0" w:color="808080"/>
-            </w:tcBorders>
-          </w:tcPr>
-          <w:p>
-            <w:pPr>
-              <w:pStyle w:val="Normal"/>
-              <w:jc w:val="center"/>
-              <w:rPr/>
-            </w:pPr>
-            <w:r>
-              <w:rPr>
-                <w:rFonts w:eastAsia="Times New Roman" w:cs="Times New Roman"/>
-                <w:b w:val="false"/>
-                <w:bCs w:val="false"/>
-                <w:sz w:val="22"/>
-                <w:szCs w:val="22"/>
-              </w:rPr>
-              <w:t>0,8125</w:t>
-            </w:r>
-          </w:p>
-        </w:tc>
-        <w:tc>
-          <w:tcPr>
-            <w:tcW w:w="1300" w:type="dxa"/>
-            <w:tcBorders>
-              <w:top w:val="single" w:sz="6" w:space="0" w:color="808080"/>
-              <w:start w:val="single" w:sz="6" w:space="0" w:color="808080"/>
-              <w:bottom w:val="single" w:sz="6" w:space="0" w:color="808080"/>
-              <w:end w:val="single" w:sz="6" w:space="0" w:color="808080"/>
-            </w:tcBorders>
-          </w:tcPr>
-          <w:p>
-            <w:pPr>
-              <w:pStyle w:val="Normal"/>
-              <w:jc w:val="center"/>
-              <w:rPr/>
-            </w:pPr>
-            <w:r>
-              <w:rPr>
-                <w:rFonts w:eastAsia="Times New Roman" w:cs="Times New Roman"/>
-                <w:b w:val="false"/>
-                <w:bCs w:val="false"/>
-                <w:sz w:val="22"/>
-                <w:szCs w:val="22"/>
-              </w:rPr>
               <w:t>0,7647</w:t>
             </w:r>
           </w:p>
         </w:tc>
         <w:tc>
           <w:tcPr>
-            <w:tcW w:w="1501" w:type="dxa"/>
+            <w:tcW w:w="1502" w:type="dxa"/>
             <w:tcBorders>
               <w:top w:val="single" w:sz="6" w:space="0" w:color="808080"/>
               <w:start w:val="single" w:sz="6" w:space="0" w:color="808080"/>
@@ -2967,7 +2967,7 @@
         <w:trPr/>
         <w:tc>
           <w:tcPr>
-            <w:tcW w:w="2499" w:type="dxa"/>
+            <w:tcW w:w="2498" w:type="dxa"/>
             <w:tcBorders>
               <w:top w:val="single" w:sz="6" w:space="0" w:color="808080"/>
               <w:start w:val="single" w:sz="6" w:space="0" w:color="808080"/>
@@ -2995,6 +2995,90 @@
         </w:tc>
         <w:tc>
           <w:tcPr>
+            <w:tcW w:w="1301" w:type="dxa"/>
+            <w:tcBorders>
+              <w:top w:val="single" w:sz="6" w:space="0" w:color="808080"/>
+              <w:start w:val="single" w:sz="6" w:space="0" w:color="808080"/>
+              <w:bottom w:val="single" w:sz="6" w:space="0" w:color="808080"/>
+              <w:end w:val="single" w:sz="6" w:space="0" w:color="808080"/>
+            </w:tcBorders>
+          </w:tcPr>
+          <w:p>
+            <w:pPr>
+              <w:pStyle w:val="Normal"/>
+              <w:jc w:val="center"/>
+              <w:rPr/>
+            </w:pPr>
+            <w:r>
+              <w:rPr>
+                <w:rFonts w:eastAsia="Times New Roman" w:cs="Times New Roman"/>
+                <w:b w:val="false"/>
+                <w:bCs w:val="false"/>
+                <w:sz w:val="22"/>
+                <w:szCs w:val="22"/>
+              </w:rPr>
+              <w:t>0,7344</w:t>
+            </w:r>
+          </w:p>
+        </w:tc>
+        <w:tc>
+          <w:tcPr>
+            <w:tcW w:w="1301" w:type="dxa"/>
+            <w:tcBorders>
+              <w:top w:val="single" w:sz="6" w:space="0" w:color="808080"/>
+              <w:start w:val="single" w:sz="6" w:space="0" w:color="808080"/>
+              <w:bottom w:val="single" w:sz="6" w:space="0" w:color="808080"/>
+              <w:end w:val="single" w:sz="6" w:space="0" w:color="808080"/>
+            </w:tcBorders>
+          </w:tcPr>
+          <w:p>
+            <w:pPr>
+              <w:pStyle w:val="Normal"/>
+              <w:jc w:val="center"/>
+              <w:rPr/>
+            </w:pPr>
+            <w:r>
+              <w:rPr>
+                <w:rFonts w:eastAsia="Times New Roman" w:cs="Times New Roman"/>
+                <w:b w:val="false"/>
+                <w:bCs w:val="false"/>
+                <w:sz w:val="22"/>
+                <w:szCs w:val="22"/>
+              </w:rPr>
+              <w:t>0,7273</w:t>
+            </w:r>
+          </w:p>
+        </w:tc>
+        <w:tc>
+          <w:tcPr>
+            <w:tcW w:w="1398" w:type="dxa"/>
+            <w:tcBorders>
+              <w:top w:val="single" w:sz="6" w:space="0" w:color="808080"/>
+              <w:start w:val="single" w:sz="6" w:space="0" w:color="808080"/>
+              <w:bottom w:val="single" w:sz="6" w:space="0" w:color="808080"/>
+              <w:end w:val="single" w:sz="6" w:space="0" w:color="808080"/>
+            </w:tcBorders>
+          </w:tcPr>
+          <w:p>
+            <w:pPr>
+              <w:pStyle w:val="Normal"/>
+              <w:jc w:val="center"/>
+              <w:rPr/>
+            </w:pPr>
+            <w:r>
+              <w:rPr>
+                <w:rFonts w:eastAsia="Times New Roman" w:cs="Times New Roman"/>
+                <w:b w:val="false"/>
+                <w:bCs w:val="false"/>
+                <w:sz w:val="22"/>
+                <w:szCs w:val="22"/>
+              </w:rPr>
+              <w:t>0,7500</w:t>
+            </w:r>
+          </w:p>
+        </w:tc>
+        <w:tc>
+          <w:tcPr>
             <w:tcW w:w="1300" w:type="dxa"/>
             <w:tcBorders>
               <w:top w:val="single" w:sz="6" w:space="0" w:color="808080"/>
@@ -3017,97 +3101,13 @@
                 <w:sz w:val="22"/>
                 <w:szCs w:val="22"/>
               </w:rPr>
-              <w:t>0,7344</w:t>
-            </w:r>
-          </w:p>
-        </w:tc>
-        <w:tc>
-          <w:tcPr>
-            <w:tcW w:w="1301" w:type="dxa"/>
-            <w:tcBorders>
-              <w:top w:val="single" w:sz="6" w:space="0" w:color="808080"/>
-              <w:start w:val="single" w:sz="6" w:space="0" w:color="808080"/>
-              <w:bottom w:val="single" w:sz="6" w:space="0" w:color="808080"/>
-              <w:end w:val="single" w:sz="6" w:space="0" w:color="808080"/>
-            </w:tcBorders>
-          </w:tcPr>
-          <w:p>
-            <w:pPr>
-              <w:pStyle w:val="Normal"/>
-              <w:jc w:val="center"/>
-              <w:rPr/>
-            </w:pPr>
-            <w:r>
-              <w:rPr>
-                <w:rFonts w:eastAsia="Times New Roman" w:cs="Times New Roman"/>
-                <w:b w:val="false"/>
-                <w:bCs w:val="false"/>
-                <w:sz w:val="22"/>
-                <w:szCs w:val="22"/>
-              </w:rPr>
-              <w:t>0,7273</w:t>
-            </w:r>
-          </w:p>
-        </w:tc>
-        <w:tc>
-          <w:tcPr>
-            <w:tcW w:w="1399" w:type="dxa"/>
-            <w:tcBorders>
-              <w:top w:val="single" w:sz="6" w:space="0" w:color="808080"/>
-              <w:start w:val="single" w:sz="6" w:space="0" w:color="808080"/>
-              <w:bottom w:val="single" w:sz="6" w:space="0" w:color="808080"/>
-              <w:end w:val="single" w:sz="6" w:space="0" w:color="808080"/>
-            </w:tcBorders>
-          </w:tcPr>
-          <w:p>
-            <w:pPr>
-              <w:pStyle w:val="Normal"/>
-              <w:jc w:val="center"/>
-              <w:rPr/>
-            </w:pPr>
-            <w:r>
-              <w:rPr>
-                <w:rFonts w:eastAsia="Times New Roman" w:cs="Times New Roman"/>
-                <w:b w:val="false"/>
-                <w:bCs w:val="false"/>
-                <w:sz w:val="22"/>
-                <w:szCs w:val="22"/>
-              </w:rPr>
-              <w:t>0,7500</w:t>
-            </w:r>
-          </w:p>
-        </w:tc>
-        <w:tc>
-          <w:tcPr>
-            <w:tcW w:w="1300" w:type="dxa"/>
-            <w:tcBorders>
-              <w:top w:val="single" w:sz="6" w:space="0" w:color="808080"/>
-              <w:start w:val="single" w:sz="6" w:space="0" w:color="808080"/>
-              <w:bottom w:val="single" w:sz="6" w:space="0" w:color="808080"/>
-              <w:end w:val="single" w:sz="6" w:space="0" w:color="808080"/>
-            </w:tcBorders>
-          </w:tcPr>
-          <w:p>
-            <w:pPr>
-              <w:pStyle w:val="Normal"/>
-              <w:jc w:val="center"/>
-              <w:rPr/>
-            </w:pPr>
-            <w:r>
-              <w:rPr>
-                <w:rFonts w:eastAsia="Times New Roman" w:cs="Times New Roman"/>
-                <w:b w:val="false"/>
-                <w:bCs w:val="false"/>
-                <w:sz w:val="22"/>
-                <w:szCs w:val="22"/>
-              </w:rPr>
               <w:t>0,7385</w:t>
             </w:r>
           </w:p>
         </w:tc>
         <w:tc>
           <w:tcPr>
-            <w:tcW w:w="1501" w:type="dxa"/>
+            <w:tcW w:w="1502" w:type="dxa"/>
             <w:tcBorders>
               <w:top w:val="single" w:sz="6" w:space="0" w:color="808080"/>
               <w:start w:val="single" w:sz="6" w:space="0" w:color="808080"/>
@@ -3138,7 +3138,7 @@
         <w:trPr/>
         <w:tc>
           <w:tcPr>
-            <w:tcW w:w="2499" w:type="dxa"/>
+            <w:tcW w:w="2498" w:type="dxa"/>
             <w:tcBorders>
               <w:top w:val="single" w:sz="6" w:space="0" w:color="808080"/>
               <w:start w:val="single" w:sz="6" w:space="0" w:color="808080"/>
@@ -3166,6 +3166,90 @@
         </w:tc>
         <w:tc>
           <w:tcPr>
+            <w:tcW w:w="1301" w:type="dxa"/>
+            <w:tcBorders>
+              <w:top w:val="single" w:sz="6" w:space="0" w:color="808080"/>
+              <w:start w:val="single" w:sz="6" w:space="0" w:color="808080"/>
+              <w:bottom w:val="single" w:sz="6" w:space="0" w:color="808080"/>
+              <w:end w:val="single" w:sz="6" w:space="0" w:color="808080"/>
+            </w:tcBorders>
+          </w:tcPr>
+          <w:p>
+            <w:pPr>
+              <w:pStyle w:val="Normal"/>
+              <w:jc w:val="center"/>
+              <w:rPr/>
+            </w:pPr>
+            <w:r>
+              <w:rPr>
+                <w:rFonts w:eastAsia="Times New Roman" w:cs="Times New Roman"/>
+                <w:b w:val="false"/>
+                <w:bCs w:val="false"/>
+                <w:sz w:val="22"/>
+                <w:szCs w:val="22"/>
+              </w:rPr>
+              <w:t>0,7188</w:t>
+            </w:r>
+          </w:p>
+        </w:tc>
+        <w:tc>
+          <w:tcPr>
+            <w:tcW w:w="1301" w:type="dxa"/>
+            <w:tcBorders>
+              <w:top w:val="single" w:sz="6" w:space="0" w:color="808080"/>
+              <w:start w:val="single" w:sz="6" w:space="0" w:color="808080"/>
+              <w:bottom w:val="single" w:sz="6" w:space="0" w:color="808080"/>
+              <w:end w:val="single" w:sz="6" w:space="0" w:color="808080"/>
+            </w:tcBorders>
+          </w:tcPr>
+          <w:p>
+            <w:pPr>
+              <w:pStyle w:val="Normal"/>
+              <w:jc w:val="center"/>
+              <w:rPr/>
+            </w:pPr>
+            <w:r>
+              <w:rPr>
+                <w:rFonts w:eastAsia="Times New Roman" w:cs="Times New Roman"/>
+                <w:b w:val="false"/>
+                <w:bCs w:val="false"/>
+                <w:sz w:val="22"/>
+                <w:szCs w:val="22"/>
+              </w:rPr>
+              <w:t>0,7059</w:t>
+            </w:r>
+          </w:p>
+        </w:tc>
+        <w:tc>
+          <w:tcPr>
+            <w:tcW w:w="1398" w:type="dxa"/>
+            <w:tcBorders>
+              <w:top w:val="single" w:sz="6" w:space="0" w:color="808080"/>
+              <w:start w:val="single" w:sz="6" w:space="0" w:color="808080"/>
+              <w:bottom w:val="single" w:sz="6" w:space="0" w:color="808080"/>
+              <w:end w:val="single" w:sz="6" w:space="0" w:color="808080"/>
+            </w:tcBorders>
+          </w:tcPr>
+          <w:p>
+            <w:pPr>
+              <w:pStyle w:val="Normal"/>
+              <w:jc w:val="center"/>
+              <w:rPr/>
+            </w:pPr>
+            <w:r>
+              <w:rPr>
+                <w:rFonts w:eastAsia="Times New Roman" w:cs="Times New Roman"/>
+                <w:b w:val="false"/>
+                <w:bCs w:val="false"/>
+                <w:sz w:val="22"/>
+                <w:szCs w:val="22"/>
+              </w:rPr>
+              <w:t>0,7500</w:t>
+            </w:r>
+          </w:p>
+        </w:tc>
+        <w:tc>
+          <w:tcPr>
             <w:tcW w:w="1300" w:type="dxa"/>
             <w:tcBorders>
               <w:top w:val="single" w:sz="6" w:space="0" w:color="808080"/>
@@ -3188,97 +3272,13 @@
                 <w:sz w:val="22"/>
                 <w:szCs w:val="22"/>
               </w:rPr>
-              <w:t>0,7188</w:t>
-            </w:r>
-          </w:p>
-        </w:tc>
-        <w:tc>
-          <w:tcPr>
-            <w:tcW w:w="1301" w:type="dxa"/>
-            <w:tcBorders>
-              <w:top w:val="single" w:sz="6" w:space="0" w:color="808080"/>
-              <w:start w:val="single" w:sz="6" w:space="0" w:color="808080"/>
-              <w:bottom w:val="single" w:sz="6" w:space="0" w:color="808080"/>
-              <w:end w:val="single" w:sz="6" w:space="0" w:color="808080"/>
-            </w:tcBorders>
-          </w:tcPr>
-          <w:p>
-            <w:pPr>
-              <w:pStyle w:val="Normal"/>
-              <w:jc w:val="center"/>
-              <w:rPr/>
-            </w:pPr>
-            <w:r>
-              <w:rPr>
-                <w:rFonts w:eastAsia="Times New Roman" w:cs="Times New Roman"/>
-                <w:b w:val="false"/>
-                <w:bCs w:val="false"/>
-                <w:sz w:val="22"/>
-                <w:szCs w:val="22"/>
-              </w:rPr>
-              <w:t>0,7059</w:t>
-            </w:r>
-          </w:p>
-        </w:tc>
-        <w:tc>
-          <w:tcPr>
-            <w:tcW w:w="1399" w:type="dxa"/>
-            <w:tcBorders>
-              <w:top w:val="single" w:sz="6" w:space="0" w:color="808080"/>
-              <w:start w:val="single" w:sz="6" w:space="0" w:color="808080"/>
-              <w:bottom w:val="single" w:sz="6" w:space="0" w:color="808080"/>
-              <w:end w:val="single" w:sz="6" w:space="0" w:color="808080"/>
-            </w:tcBorders>
-          </w:tcPr>
-          <w:p>
-            <w:pPr>
-              <w:pStyle w:val="Normal"/>
-              <w:jc w:val="center"/>
-              <w:rPr/>
-            </w:pPr>
-            <w:r>
-              <w:rPr>
-                <w:rFonts w:eastAsia="Times New Roman" w:cs="Times New Roman"/>
-                <w:b w:val="false"/>
-                <w:bCs w:val="false"/>
-                <w:sz w:val="22"/>
-                <w:szCs w:val="22"/>
-              </w:rPr>
-              <w:t>0,7500</w:t>
-            </w:r>
-          </w:p>
-        </w:tc>
-        <w:tc>
-          <w:tcPr>
-            <w:tcW w:w="1300" w:type="dxa"/>
-            <w:tcBorders>
-              <w:top w:val="single" w:sz="6" w:space="0" w:color="808080"/>
-              <w:start w:val="single" w:sz="6" w:space="0" w:color="808080"/>
-              <w:bottom w:val="single" w:sz="6" w:space="0" w:color="808080"/>
-              <w:end w:val="single" w:sz="6" w:space="0" w:color="808080"/>
-            </w:tcBorders>
-          </w:tcPr>
-          <w:p>
-            <w:pPr>
-              <w:pStyle w:val="Normal"/>
-              <w:jc w:val="center"/>
-              <w:rPr/>
-            </w:pPr>
-            <w:r>
-              <w:rPr>
-                <w:rFonts w:eastAsia="Times New Roman" w:cs="Times New Roman"/>
-                <w:b w:val="false"/>
-                <w:bCs w:val="false"/>
-                <w:sz w:val="22"/>
-                <w:szCs w:val="22"/>
-              </w:rPr>
               <w:t>0,7273</w:t>
             </w:r>
           </w:p>
         </w:tc>
         <w:tc>
           <w:tcPr>
-            <w:tcW w:w="1501" w:type="dxa"/>
+            <w:tcW w:w="1502" w:type="dxa"/>
             <w:tcBorders>
               <w:top w:val="single" w:sz="6" w:space="0" w:color="808080"/>
               <w:start w:val="single" w:sz="6" w:space="0" w:color="808080"/>
@@ -3309,7 +3309,7 @@
         <w:trPr/>
         <w:tc>
           <w:tcPr>
-            <w:tcW w:w="2499" w:type="dxa"/>
+            <w:tcW w:w="2498" w:type="dxa"/>
             <w:tcBorders>
               <w:top w:val="single" w:sz="6" w:space="0" w:color="808080"/>
               <w:start w:val="single" w:sz="6" w:space="0" w:color="808080"/>
@@ -3337,6 +3337,90 @@
         </w:tc>
         <w:tc>
           <w:tcPr>
+            <w:tcW w:w="1301" w:type="dxa"/>
+            <w:tcBorders>
+              <w:top w:val="single" w:sz="6" w:space="0" w:color="808080"/>
+              <w:start w:val="single" w:sz="6" w:space="0" w:color="808080"/>
+              <w:bottom w:val="single" w:sz="6" w:space="0" w:color="808080"/>
+              <w:end w:val="single" w:sz="6" w:space="0" w:color="808080"/>
+            </w:tcBorders>
+          </w:tcPr>
+          <w:p>
+            <w:pPr>
+              <w:pStyle w:val="Normal"/>
+              <w:jc w:val="center"/>
+              <w:rPr/>
+            </w:pPr>
+            <w:r>
+              <w:rPr>
+                <w:rFonts w:eastAsia="Times New Roman" w:cs="Times New Roman"/>
+                <w:b w:val="false"/>
+                <w:bCs w:val="false"/>
+                <w:sz w:val="22"/>
+                <w:szCs w:val="22"/>
+              </w:rPr>
+              <w:t>0,6406</w:t>
+            </w:r>
+          </w:p>
+        </w:tc>
+        <w:tc>
+          <w:tcPr>
+            <w:tcW w:w="1301" w:type="dxa"/>
+            <w:tcBorders>
+              <w:top w:val="single" w:sz="6" w:space="0" w:color="808080"/>
+              <w:start w:val="single" w:sz="6" w:space="0" w:color="808080"/>
+              <w:bottom w:val="single" w:sz="6" w:space="0" w:color="808080"/>
+              <w:end w:val="single" w:sz="6" w:space="0" w:color="808080"/>
+            </w:tcBorders>
+          </w:tcPr>
+          <w:p>
+            <w:pPr>
+              <w:pStyle w:val="Normal"/>
+              <w:jc w:val="center"/>
+              <w:rPr/>
+            </w:pPr>
+            <w:r>
+              <w:rPr>
+                <w:rFonts w:eastAsia="Times New Roman" w:cs="Times New Roman"/>
+                <w:b w:val="false"/>
+                <w:bCs w:val="false"/>
+                <w:sz w:val="22"/>
+                <w:szCs w:val="22"/>
+              </w:rPr>
+              <w:t>0,6452</w:t>
+            </w:r>
+          </w:p>
+        </w:tc>
+        <w:tc>
+          <w:tcPr>
+            <w:tcW w:w="1398" w:type="dxa"/>
+            <w:tcBorders>
+              <w:top w:val="single" w:sz="6" w:space="0" w:color="808080"/>
+              <w:start w:val="single" w:sz="6" w:space="0" w:color="808080"/>
+              <w:bottom w:val="single" w:sz="6" w:space="0" w:color="808080"/>
+              <w:end w:val="single" w:sz="6" w:space="0" w:color="808080"/>
+            </w:tcBorders>
+          </w:tcPr>
+          <w:p>
+            <w:pPr>
+              <w:pStyle w:val="Normal"/>
+              <w:jc w:val="center"/>
+              <w:rPr/>
+            </w:pPr>
+            <w:r>
+              <w:rPr>
+                <w:rFonts w:eastAsia="Times New Roman" w:cs="Times New Roman"/>
+                <w:b w:val="false"/>
+                <w:bCs w:val="false"/>
+                <w:sz w:val="22"/>
+                <w:szCs w:val="22"/>
+              </w:rPr>
+              <w:t>0,6250</w:t>
+            </w:r>
+          </w:p>
+        </w:tc>
+        <w:tc>
+          <w:tcPr>
             <w:tcW w:w="1300" w:type="dxa"/>
             <w:tcBorders>
               <w:top w:val="single" w:sz="6" w:space="0" w:color="808080"/>
@@ -3359,97 +3443,13 @@
                 <w:sz w:val="22"/>
                 <w:szCs w:val="22"/>
               </w:rPr>
-              <w:t>0,6406</w:t>
-            </w:r>
-          </w:p>
-        </w:tc>
-        <w:tc>
-          <w:tcPr>
-            <w:tcW w:w="1301" w:type="dxa"/>
-            <w:tcBorders>
-              <w:top w:val="single" w:sz="6" w:space="0" w:color="808080"/>
-              <w:start w:val="single" w:sz="6" w:space="0" w:color="808080"/>
-              <w:bottom w:val="single" w:sz="6" w:space="0" w:color="808080"/>
-              <w:end w:val="single" w:sz="6" w:space="0" w:color="808080"/>
-            </w:tcBorders>
-          </w:tcPr>
-          <w:p>
-            <w:pPr>
-              <w:pStyle w:val="Normal"/>
-              <w:jc w:val="center"/>
-              <w:rPr/>
-            </w:pPr>
-            <w:r>
-              <w:rPr>
-                <w:rFonts w:eastAsia="Times New Roman" w:cs="Times New Roman"/>
-                <w:b w:val="false"/>
-                <w:bCs w:val="false"/>
-                <w:sz w:val="22"/>
-                <w:szCs w:val="22"/>
-              </w:rPr>
-              <w:t>0,6452</w:t>
-            </w:r>
-          </w:p>
-        </w:tc>
-        <w:tc>
-          <w:tcPr>
-            <w:tcW w:w="1399" w:type="dxa"/>
-            <w:tcBorders>
-              <w:top w:val="single" w:sz="6" w:space="0" w:color="808080"/>
-              <w:start w:val="single" w:sz="6" w:space="0" w:color="808080"/>
-              <w:bottom w:val="single" w:sz="6" w:space="0" w:color="808080"/>
-              <w:end w:val="single" w:sz="6" w:space="0" w:color="808080"/>
-            </w:tcBorders>
-          </w:tcPr>
-          <w:p>
-            <w:pPr>
-              <w:pStyle w:val="Normal"/>
-              <w:jc w:val="center"/>
-              <w:rPr/>
-            </w:pPr>
-            <w:r>
-              <w:rPr>
-                <w:rFonts w:eastAsia="Times New Roman" w:cs="Times New Roman"/>
-                <w:b w:val="false"/>
-                <w:bCs w:val="false"/>
-                <w:sz w:val="22"/>
-                <w:szCs w:val="22"/>
-              </w:rPr>
-              <w:t>0,6250</w:t>
-            </w:r>
-          </w:p>
-        </w:tc>
-        <w:tc>
-          <w:tcPr>
-            <w:tcW w:w="1300" w:type="dxa"/>
-            <w:tcBorders>
-              <w:top w:val="single" w:sz="6" w:space="0" w:color="808080"/>
-              <w:start w:val="single" w:sz="6" w:space="0" w:color="808080"/>
-              <w:bottom w:val="single" w:sz="6" w:space="0" w:color="808080"/>
-              <w:end w:val="single" w:sz="6" w:space="0" w:color="808080"/>
-            </w:tcBorders>
-          </w:tcPr>
-          <w:p>
-            <w:pPr>
-              <w:pStyle w:val="Normal"/>
-              <w:jc w:val="center"/>
-              <w:rPr/>
-            </w:pPr>
-            <w:r>
-              <w:rPr>
-                <w:rFonts w:eastAsia="Times New Roman" w:cs="Times New Roman"/>
-                <w:b w:val="false"/>
-                <w:bCs w:val="false"/>
-                <w:sz w:val="22"/>
-                <w:szCs w:val="22"/>
-              </w:rPr>
               <w:t>0,6349</w:t>
             </w:r>
           </w:p>
         </w:tc>
         <w:tc>
           <w:tcPr>
-            <w:tcW w:w="1501" w:type="dxa"/>
+            <w:tcW w:w="1502" w:type="dxa"/>
             <w:tcBorders>
               <w:top w:val="single" w:sz="6" w:space="0" w:color="808080"/>
               <w:start w:val="single" w:sz="6" w:space="0" w:color="808080"/>
@@ -3480,7 +3480,7 @@
         <w:trPr/>
         <w:tc>
           <w:tcPr>
-            <w:tcW w:w="2499" w:type="dxa"/>
+            <w:tcW w:w="2498" w:type="dxa"/>
             <w:tcBorders>
               <w:top w:val="single" w:sz="6" w:space="0" w:color="808080"/>
               <w:start w:val="single" w:sz="6" w:space="0" w:color="808080"/>
@@ -3508,6 +3508,90 @@
         </w:tc>
         <w:tc>
           <w:tcPr>
+            <w:tcW w:w="1301" w:type="dxa"/>
+            <w:tcBorders>
+              <w:top w:val="single" w:sz="6" w:space="0" w:color="808080"/>
+              <w:start w:val="single" w:sz="6" w:space="0" w:color="808080"/>
+              <w:bottom w:val="single" w:sz="6" w:space="0" w:color="808080"/>
+              <w:end w:val="single" w:sz="6" w:space="0" w:color="808080"/>
+            </w:tcBorders>
+          </w:tcPr>
+          <w:p>
+            <w:pPr>
+              <w:pStyle w:val="Normal"/>
+              <w:jc w:val="center"/>
+              <w:rPr/>
+            </w:pPr>
+            <w:r>
+              <w:rPr>
+                <w:rFonts w:eastAsia="Times New Roman" w:cs="Times New Roman"/>
+                <w:b w:val="false"/>
+                <w:bCs w:val="false"/>
+                <w:sz w:val="22"/>
+                <w:szCs w:val="22"/>
+              </w:rPr>
+              <w:t>0,6250</w:t>
+            </w:r>
+          </w:p>
+        </w:tc>
+        <w:tc>
+          <w:tcPr>
+            <w:tcW w:w="1301" w:type="dxa"/>
+            <w:tcBorders>
+              <w:top w:val="single" w:sz="6" w:space="0" w:color="808080"/>
+              <w:start w:val="single" w:sz="6" w:space="0" w:color="808080"/>
+              <w:bottom w:val="single" w:sz="6" w:space="0" w:color="808080"/>
+              <w:end w:val="single" w:sz="6" w:space="0" w:color="808080"/>
+            </w:tcBorders>
+          </w:tcPr>
+          <w:p>
+            <w:pPr>
+              <w:pStyle w:val="Normal"/>
+              <w:jc w:val="center"/>
+              <w:rPr/>
+            </w:pPr>
+            <w:r>
+              <w:rPr>
+                <w:rFonts w:eastAsia="Times New Roman" w:cs="Times New Roman"/>
+                <w:b w:val="false"/>
+                <w:bCs w:val="false"/>
+                <w:sz w:val="22"/>
+                <w:szCs w:val="22"/>
+              </w:rPr>
+              <w:t>0,6250</w:t>
+            </w:r>
+          </w:p>
+        </w:tc>
+        <w:tc>
+          <w:tcPr>
+            <w:tcW w:w="1398" w:type="dxa"/>
+            <w:tcBorders>
+              <w:top w:val="single" w:sz="6" w:space="0" w:color="808080"/>
+              <w:start w:val="single" w:sz="6" w:space="0" w:color="808080"/>
+              <w:bottom w:val="single" w:sz="6" w:space="0" w:color="808080"/>
+              <w:end w:val="single" w:sz="6" w:space="0" w:color="808080"/>
+            </w:tcBorders>
+          </w:tcPr>
+          <w:p>
+            <w:pPr>
+              <w:pStyle w:val="Normal"/>
+              <w:jc w:val="center"/>
+              <w:rPr/>
+            </w:pPr>
+            <w:r>
+              <w:rPr>
+                <w:rFonts w:eastAsia="Times New Roman" w:cs="Times New Roman"/>
+                <w:b w:val="false"/>
+                <w:bCs w:val="false"/>
+                <w:sz w:val="22"/>
+                <w:szCs w:val="22"/>
+              </w:rPr>
+              <w:t>0,6250</w:t>
+            </w:r>
+          </w:p>
+        </w:tc>
+        <w:tc>
+          <w:tcPr>
             <w:tcW w:w="1300" w:type="dxa"/>
             <w:tcBorders>
               <w:top w:val="single" w:sz="6" w:space="0" w:color="808080"/>
@@ -3536,91 +3620,7 @@
         </w:tc>
         <w:tc>
           <w:tcPr>
-            <w:tcW w:w="1301" w:type="dxa"/>
-            <w:tcBorders>
-              <w:top w:val="single" w:sz="6" w:space="0" w:color="808080"/>
-              <w:start w:val="single" w:sz="6" w:space="0" w:color="808080"/>
-              <w:bottom w:val="single" w:sz="6" w:space="0" w:color="808080"/>
-              <w:end w:val="single" w:sz="6" w:space="0" w:color="808080"/>
-            </w:tcBorders>
-          </w:tcPr>
-          <w:p>
-            <w:pPr>
-              <w:pStyle w:val="Normal"/>
-              <w:jc w:val="center"/>
-              <w:rPr/>
-            </w:pPr>
-            <w:r>
-              <w:rPr>
-                <w:rFonts w:eastAsia="Times New Roman" w:cs="Times New Roman"/>
-                <w:b w:val="false"/>
-                <w:bCs w:val="false"/>
-                <w:sz w:val="22"/>
-                <w:szCs w:val="22"/>
-              </w:rPr>
-              <w:t>0,6250</w:t>
-            </w:r>
-          </w:p>
-        </w:tc>
-        <w:tc>
-          <w:tcPr>
-            <w:tcW w:w="1399" w:type="dxa"/>
-            <w:tcBorders>
-              <w:top w:val="single" w:sz="6" w:space="0" w:color="808080"/>
-              <w:start w:val="single" w:sz="6" w:space="0" w:color="808080"/>
-              <w:bottom w:val="single" w:sz="6" w:space="0" w:color="808080"/>
-              <w:end w:val="single" w:sz="6" w:space="0" w:color="808080"/>
-            </w:tcBorders>
-          </w:tcPr>
-          <w:p>
-            <w:pPr>
-              <w:pStyle w:val="Normal"/>
-              <w:jc w:val="center"/>
-              <w:rPr/>
-            </w:pPr>
-            <w:r>
-              <w:rPr>
-                <w:rFonts w:eastAsia="Times New Roman" w:cs="Times New Roman"/>
-                <w:b w:val="false"/>
-                <w:bCs w:val="false"/>
-                <w:sz w:val="22"/>
-                <w:szCs w:val="22"/>
-              </w:rPr>
-              <w:t>0,6250</w:t>
-            </w:r>
-          </w:p>
-        </w:tc>
-        <w:tc>
-          <w:tcPr>
-            <w:tcW w:w="1300" w:type="dxa"/>
-            <w:tcBorders>
-              <w:top w:val="single" w:sz="6" w:space="0" w:color="808080"/>
-              <w:start w:val="single" w:sz="6" w:space="0" w:color="808080"/>
-              <w:bottom w:val="single" w:sz="6" w:space="0" w:color="808080"/>
-              <w:end w:val="single" w:sz="6" w:space="0" w:color="808080"/>
-            </w:tcBorders>
-          </w:tcPr>
-          <w:p>
-            <w:pPr>
-              <w:pStyle w:val="Normal"/>
-              <w:jc w:val="center"/>
-              <w:rPr/>
-            </w:pPr>
-            <w:r>
-              <w:rPr>
-                <w:rFonts w:eastAsia="Times New Roman" w:cs="Times New Roman"/>
-                <w:b w:val="false"/>
-                <w:bCs w:val="false"/>
-                <w:sz w:val="22"/>
-                <w:szCs w:val="22"/>
-              </w:rPr>
-              <w:t>0,6250</w:t>
-            </w:r>
-          </w:p>
-        </w:tc>
-        <w:tc>
-          <w:tcPr>
-            <w:tcW w:w="1501" w:type="dxa"/>
+            <w:tcW w:w="1502" w:type="dxa"/>
             <w:tcBorders>
               <w:top w:val="single" w:sz="6" w:space="0" w:color="808080"/>
               <w:start w:val="single" w:sz="6" w:space="0" w:color="808080"/>
@@ -3651,7 +3651,7 @@
         <w:trPr/>
         <w:tc>
           <w:tcPr>
-            <w:tcW w:w="2499" w:type="dxa"/>
+            <w:tcW w:w="2498" w:type="dxa"/>
             <w:tcBorders>
               <w:top w:val="single" w:sz="6" w:space="0" w:color="808080"/>
               <w:start w:val="single" w:sz="6" w:space="0" w:color="808080"/>
@@ -3679,6 +3679,90 @@
         </w:tc>
         <w:tc>
           <w:tcPr>
+            <w:tcW w:w="1301" w:type="dxa"/>
+            <w:tcBorders>
+              <w:top w:val="single" w:sz="6" w:space="0" w:color="808080"/>
+              <w:start w:val="single" w:sz="6" w:space="0" w:color="808080"/>
+              <w:bottom w:val="single" w:sz="6" w:space="0" w:color="808080"/>
+              <w:end w:val="single" w:sz="6" w:space="0" w:color="808080"/>
+            </w:tcBorders>
+          </w:tcPr>
+          <w:p>
+            <w:pPr>
+              <w:pStyle w:val="Normal"/>
+              <w:jc w:val="center"/>
+              <w:rPr/>
+            </w:pPr>
+            <w:r>
+              <w:rPr>
+                <w:rFonts w:eastAsia="Times New Roman" w:cs="Times New Roman"/>
+                <w:b w:val="false"/>
+                <w:bCs w:val="false"/>
+                <w:sz w:val="22"/>
+                <w:szCs w:val="22"/>
+              </w:rPr>
+              <w:t>0,6094</w:t>
+            </w:r>
+          </w:p>
+        </w:tc>
+        <w:tc>
+          <w:tcPr>
+            <w:tcW w:w="1301" w:type="dxa"/>
+            <w:tcBorders>
+              <w:top w:val="single" w:sz="6" w:space="0" w:color="808080"/>
+              <w:start w:val="single" w:sz="6" w:space="0" w:color="808080"/>
+              <w:bottom w:val="single" w:sz="6" w:space="0" w:color="808080"/>
+              <w:end w:val="single" w:sz="6" w:space="0" w:color="808080"/>
+            </w:tcBorders>
+          </w:tcPr>
+          <w:p>
+            <w:pPr>
+              <w:pStyle w:val="Normal"/>
+              <w:jc w:val="center"/>
+              <w:rPr/>
+            </w:pPr>
+            <w:r>
+              <w:rPr>
+                <w:rFonts w:eastAsia="Times New Roman" w:cs="Times New Roman"/>
+                <w:b w:val="false"/>
+                <w:bCs w:val="false"/>
+                <w:sz w:val="22"/>
+                <w:szCs w:val="22"/>
+              </w:rPr>
+              <w:t>0,5714</w:t>
+            </w:r>
+          </w:p>
+        </w:tc>
+        <w:tc>
+          <w:tcPr>
+            <w:tcW w:w="1398" w:type="dxa"/>
+            <w:tcBorders>
+              <w:top w:val="single" w:sz="6" w:space="0" w:color="808080"/>
+              <w:start w:val="single" w:sz="6" w:space="0" w:color="808080"/>
+              <w:bottom w:val="single" w:sz="6" w:space="0" w:color="808080"/>
+              <w:end w:val="single" w:sz="6" w:space="0" w:color="808080"/>
+            </w:tcBorders>
+          </w:tcPr>
+          <w:p>
+            <w:pPr>
+              <w:pStyle w:val="Normal"/>
+              <w:jc w:val="center"/>
+              <w:rPr/>
+            </w:pPr>
+            <w:r>
+              <w:rPr>
+                <w:rFonts w:eastAsia="Times New Roman" w:cs="Times New Roman"/>
+                <w:b w:val="false"/>
+                <w:bCs w:val="false"/>
+                <w:sz w:val="22"/>
+                <w:szCs w:val="22"/>
+              </w:rPr>
+              <w:t>0,8750</w:t>
+            </w:r>
+          </w:p>
+        </w:tc>
+        <w:tc>
+          <w:tcPr>
             <w:tcW w:w="1300" w:type="dxa"/>
             <w:tcBorders>
               <w:top w:val="single" w:sz="6" w:space="0" w:color="808080"/>
@@ -3701,97 +3785,13 @@
                 <w:sz w:val="22"/>
                 <w:szCs w:val="22"/>
               </w:rPr>
-              <w:t>0,6094</w:t>
-            </w:r>
-          </w:p>
-        </w:tc>
-        <w:tc>
-          <w:tcPr>
-            <w:tcW w:w="1301" w:type="dxa"/>
-            <w:tcBorders>
-              <w:top w:val="single" w:sz="6" w:space="0" w:color="808080"/>
-              <w:start w:val="single" w:sz="6" w:space="0" w:color="808080"/>
-              <w:bottom w:val="single" w:sz="6" w:space="0" w:color="808080"/>
-              <w:end w:val="single" w:sz="6" w:space="0" w:color="808080"/>
-            </w:tcBorders>
-          </w:tcPr>
-          <w:p>
-            <w:pPr>
-              <w:pStyle w:val="Normal"/>
-              <w:jc w:val="center"/>
-              <w:rPr/>
-            </w:pPr>
-            <w:r>
-              <w:rPr>
-                <w:rFonts w:eastAsia="Times New Roman" w:cs="Times New Roman"/>
-                <w:b w:val="false"/>
-                <w:bCs w:val="false"/>
-                <w:sz w:val="22"/>
-                <w:szCs w:val="22"/>
-              </w:rPr>
-              <w:t>0,5714</w:t>
-            </w:r>
-          </w:p>
-        </w:tc>
-        <w:tc>
-          <w:tcPr>
-            <w:tcW w:w="1399" w:type="dxa"/>
-            <w:tcBorders>
-              <w:top w:val="single" w:sz="6" w:space="0" w:color="808080"/>
-              <w:start w:val="single" w:sz="6" w:space="0" w:color="808080"/>
-              <w:bottom w:val="single" w:sz="6" w:space="0" w:color="808080"/>
-              <w:end w:val="single" w:sz="6" w:space="0" w:color="808080"/>
-            </w:tcBorders>
-          </w:tcPr>
-          <w:p>
-            <w:pPr>
-              <w:pStyle w:val="Normal"/>
-              <w:jc w:val="center"/>
-              <w:rPr/>
-            </w:pPr>
-            <w:r>
-              <w:rPr>
-                <w:rFonts w:eastAsia="Times New Roman" w:cs="Times New Roman"/>
-                <w:b w:val="false"/>
-                <w:bCs w:val="false"/>
-                <w:sz w:val="22"/>
-                <w:szCs w:val="22"/>
-              </w:rPr>
-              <w:t>0,8750</w:t>
-            </w:r>
-          </w:p>
-        </w:tc>
-        <w:tc>
-          <w:tcPr>
-            <w:tcW w:w="1300" w:type="dxa"/>
-            <w:tcBorders>
-              <w:top w:val="single" w:sz="6" w:space="0" w:color="808080"/>
-              <w:start w:val="single" w:sz="6" w:space="0" w:color="808080"/>
-              <w:bottom w:val="single" w:sz="6" w:space="0" w:color="808080"/>
-              <w:end w:val="single" w:sz="6" w:space="0" w:color="808080"/>
-            </w:tcBorders>
-          </w:tcPr>
-          <w:p>
-            <w:pPr>
-              <w:pStyle w:val="Normal"/>
-              <w:jc w:val="center"/>
-              <w:rPr/>
-            </w:pPr>
-            <w:r>
-              <w:rPr>
-                <w:rFonts w:eastAsia="Times New Roman" w:cs="Times New Roman"/>
-                <w:b w:val="false"/>
-                <w:bCs w:val="false"/>
-                <w:sz w:val="22"/>
-                <w:szCs w:val="22"/>
-              </w:rPr>
               <w:t>0,6914</w:t>
             </w:r>
           </w:p>
         </w:tc>
         <w:tc>
           <w:tcPr>
-            <w:tcW w:w="1501" w:type="dxa"/>
+            <w:tcW w:w="1502" w:type="dxa"/>
             <w:tcBorders>
               <w:top w:val="single" w:sz="6" w:space="0" w:color="808080"/>
               <w:start w:val="single" w:sz="6" w:space="0" w:color="808080"/>
@@ -3822,7 +3822,7 @@
         <w:trPr/>
         <w:tc>
           <w:tcPr>
-            <w:tcW w:w="2499" w:type="dxa"/>
+            <w:tcW w:w="2498" w:type="dxa"/>
             <w:tcBorders>
               <w:top w:val="single" w:sz="6" w:space="0" w:color="808080"/>
               <w:start w:val="single" w:sz="6" w:space="0" w:color="808080"/>
@@ -3850,6 +3850,90 @@
         </w:tc>
         <w:tc>
           <w:tcPr>
+            <w:tcW w:w="1301" w:type="dxa"/>
+            <w:tcBorders>
+              <w:top w:val="single" w:sz="6" w:space="0" w:color="808080"/>
+              <w:start w:val="single" w:sz="6" w:space="0" w:color="808080"/>
+              <w:bottom w:val="single" w:sz="6" w:space="0" w:color="808080"/>
+              <w:end w:val="single" w:sz="6" w:space="0" w:color="808080"/>
+            </w:tcBorders>
+          </w:tcPr>
+          <w:p>
+            <w:pPr>
+              <w:pStyle w:val="Normal"/>
+              <w:jc w:val="center"/>
+              <w:rPr/>
+            </w:pPr>
+            <w:r>
+              <w:rPr>
+                <w:rFonts w:eastAsia="Times New Roman" w:cs="Times New Roman"/>
+                <w:b w:val="false"/>
+                <w:bCs w:val="false"/>
+                <w:sz w:val="22"/>
+                <w:szCs w:val="22"/>
+              </w:rPr>
+              <w:t>0,5469</w:t>
+            </w:r>
+          </w:p>
+        </w:tc>
+        <w:tc>
+          <w:tcPr>
+            <w:tcW w:w="1301" w:type="dxa"/>
+            <w:tcBorders>
+              <w:top w:val="single" w:sz="6" w:space="0" w:color="808080"/>
+              <w:start w:val="single" w:sz="6" w:space="0" w:color="808080"/>
+              <w:bottom w:val="single" w:sz="6" w:space="0" w:color="808080"/>
+              <w:end w:val="single" w:sz="6" w:space="0" w:color="808080"/>
+            </w:tcBorders>
+          </w:tcPr>
+          <w:p>
+            <w:pPr>
+              <w:pStyle w:val="Normal"/>
+              <w:jc w:val="center"/>
+              <w:rPr/>
+            </w:pPr>
+            <w:r>
+              <w:rPr>
+                <w:rFonts w:eastAsia="Times New Roman" w:cs="Times New Roman"/>
+                <w:b w:val="false"/>
+                <w:bCs w:val="false"/>
+                <w:sz w:val="22"/>
+                <w:szCs w:val="22"/>
+              </w:rPr>
+              <w:t>0,5246</w:t>
+            </w:r>
+          </w:p>
+        </w:tc>
+        <w:tc>
+          <w:tcPr>
+            <w:tcW w:w="1398" w:type="dxa"/>
+            <w:tcBorders>
+              <w:top w:val="single" w:sz="6" w:space="0" w:color="808080"/>
+              <w:start w:val="single" w:sz="6" w:space="0" w:color="808080"/>
+              <w:bottom w:val="single" w:sz="6" w:space="0" w:color="808080"/>
+              <w:end w:val="single" w:sz="6" w:space="0" w:color="808080"/>
+            </w:tcBorders>
+          </w:tcPr>
+          <w:p>
+            <w:pPr>
+              <w:pStyle w:val="Normal"/>
+              <w:jc w:val="center"/>
+              <w:rPr/>
+            </w:pPr>
+            <w:r>
+              <w:rPr>
+                <w:rFonts w:eastAsia="Times New Roman" w:cs="Times New Roman"/>
+                <w:b w:val="false"/>
+                <w:bCs w:val="false"/>
+                <w:sz w:val="22"/>
+                <w:szCs w:val="22"/>
+              </w:rPr>
+              <w:t>1,0000</w:t>
+            </w:r>
+          </w:p>
+        </w:tc>
+        <w:tc>
+          <w:tcPr>
             <w:tcW w:w="1300" w:type="dxa"/>
             <w:tcBorders>
               <w:top w:val="single" w:sz="6" w:space="0" w:color="808080"/>
@@ -3872,97 +3956,13 @@
                 <w:sz w:val="22"/>
                 <w:szCs w:val="22"/>
               </w:rPr>
-              <w:t>0,5469</w:t>
-            </w:r>
-          </w:p>
-        </w:tc>
-        <w:tc>
-          <w:tcPr>
-            <w:tcW w:w="1301" w:type="dxa"/>
-            <w:tcBorders>
-              <w:top w:val="single" w:sz="6" w:space="0" w:color="808080"/>
-              <w:start w:val="single" w:sz="6" w:space="0" w:color="808080"/>
-              <w:bottom w:val="single" w:sz="6" w:space="0" w:color="808080"/>
-              <w:end w:val="single" w:sz="6" w:space="0" w:color="808080"/>
-            </w:tcBorders>
-          </w:tcPr>
-          <w:p>
-            <w:pPr>
-              <w:pStyle w:val="Normal"/>
-              <w:jc w:val="center"/>
-              <w:rPr/>
-            </w:pPr>
-            <w:r>
-              <w:rPr>
-                <w:rFonts w:eastAsia="Times New Roman" w:cs="Times New Roman"/>
-                <w:b w:val="false"/>
-                <w:bCs w:val="false"/>
-                <w:sz w:val="22"/>
-                <w:szCs w:val="22"/>
-              </w:rPr>
-              <w:t>0,5246</w:t>
-            </w:r>
-          </w:p>
-        </w:tc>
-        <w:tc>
-          <w:tcPr>
-            <w:tcW w:w="1399" w:type="dxa"/>
-            <w:tcBorders>
-              <w:top w:val="single" w:sz="6" w:space="0" w:color="808080"/>
-              <w:start w:val="single" w:sz="6" w:space="0" w:color="808080"/>
-              <w:bottom w:val="single" w:sz="6" w:space="0" w:color="808080"/>
-              <w:end w:val="single" w:sz="6" w:space="0" w:color="808080"/>
-            </w:tcBorders>
-          </w:tcPr>
-          <w:p>
-            <w:pPr>
-              <w:pStyle w:val="Normal"/>
-              <w:jc w:val="center"/>
-              <w:rPr/>
-            </w:pPr>
-            <w:r>
-              <w:rPr>
-                <w:rFonts w:eastAsia="Times New Roman" w:cs="Times New Roman"/>
-                <w:b w:val="false"/>
-                <w:bCs w:val="false"/>
-                <w:sz w:val="22"/>
-                <w:szCs w:val="22"/>
-              </w:rPr>
-              <w:t>1,0000</w:t>
-            </w:r>
-          </w:p>
-        </w:tc>
-        <w:tc>
-          <w:tcPr>
-            <w:tcW w:w="1300" w:type="dxa"/>
-            <w:tcBorders>
-              <w:top w:val="single" w:sz="6" w:space="0" w:color="808080"/>
-              <w:start w:val="single" w:sz="6" w:space="0" w:color="808080"/>
-              <w:bottom w:val="single" w:sz="6" w:space="0" w:color="808080"/>
-              <w:end w:val="single" w:sz="6" w:space="0" w:color="808080"/>
-            </w:tcBorders>
-          </w:tcPr>
-          <w:p>
-            <w:pPr>
-              <w:pStyle w:val="Normal"/>
-              <w:jc w:val="center"/>
-              <w:rPr/>
-            </w:pPr>
-            <w:r>
-              <w:rPr>
-                <w:rFonts w:eastAsia="Times New Roman" w:cs="Times New Roman"/>
-                <w:b w:val="false"/>
-                <w:bCs w:val="false"/>
-                <w:sz w:val="22"/>
-                <w:szCs w:val="22"/>
-              </w:rPr>
               <w:t>0,6882</w:t>
             </w:r>
           </w:p>
         </w:tc>
         <w:tc>
           <w:tcPr>
-            <w:tcW w:w="1501" w:type="dxa"/>
+            <w:tcW w:w="1502" w:type="dxa"/>
             <w:tcBorders>
               <w:top w:val="single" w:sz="6" w:space="0" w:color="808080"/>
               <w:start w:val="single" w:sz="6" w:space="0" w:color="808080"/>
@@ -5147,15 +5147,49 @@
         <w:pStyle w:val="Normal"/>
         <w:spacing w:lineRule="auto" w:line="319" w:before="0" w:after="120"/>
         <w:jc w:val="both"/>
-        <w:rPr/>
-      </w:pPr>
-      <w:r>
         <w:rPr>
           <w:rFonts w:eastAsia="Times New Roman" w:cs="Times New Roman"/>
           <w:sz w:val="24"/>
           <w:szCs w:val="24"/>
         </w:rPr>
+      </w:pPr>
+      <w:r>
+        <w:rPr>
+          <w:rFonts w:eastAsia="Times New Roman" w:cs="Times New Roman"/>
+          <w:sz w:val="24"/>
+          <w:szCs w:val="24"/>
+        </w:rPr>
         <w:t>Gelecek çalışmalar için birkaç öneri öne çıkıyor. Birincisi, hiperparametre optimizasyonunun daha geniş bir arama uzayında (Bayesian veya genetik algoritma yardımıyla) yürütülmesi modelleri muhtemelen iyileştirecektir. İkincisi, sonuçların farklı hastane popülasyonlarından alınmış harici bir veri kümesi üzerinde de doğrulanması gerekmektedir; aksi halde elde edilen modellerin genelleyebilirliği tartışmalı kalır. Üçüncüsü, SHAP gibi yorumlanabilir yapay zeka yöntemlerinin daha derinlemesine kullanılması, modellerin klinisyenlere sunulabilir hale gelmesi için kritik bir adımdır. Son olarak, tüm 38 değişken yerine en bilgilendirici 5–10 değişkenle çalışan azaltılmış modellerin de hem maliyet hem hız açısından önemli avantajlar sağlayabileceği öngörülmektedir. Çalışmanın kodu açık kaynak olarak GitHub üzerinden paylaşılmıştır.</w:t>
+      </w:r>
+    </w:p>
+    <w:p>
+      <w:pPr>
+        <w:pStyle w:val="Normal"/>
+        <w:spacing w:lineRule="auto" w:line="319" w:before="0" w:after="120"/>
+        <w:jc w:val="both"/>
+        <w:rPr>
+          <w:rFonts w:eastAsia="Times New Roman" w:cs="Times New Roman"/>
+          <w:sz w:val="24"/>
+          <w:szCs w:val="24"/>
+        </w:rPr>
+      </w:pPr>
+      <w:r>
+        <w:rPr>
+          <w:rFonts w:eastAsia="Times New Roman" w:cs="Times New Roman"/>
+          <w:b/>
+          <w:bCs/>
+          <w:sz w:val="24"/>
+          <w:szCs w:val="24"/>
+        </w:rPr>
+        <w:t>Github Repository:</w:t>
+      </w:r>
+      <w:r>
+        <w:rPr>
+          <w:rFonts w:eastAsia="Times New Roman" w:cs="Times New Roman"/>
+          <w:sz w:val="24"/>
+          <w:szCs w:val="24"/>
+        </w:rPr>
+        <w:t xml:space="preserve"> https://github.com/firtinaemirhan/veri-bilimi-proje</w:t>
       </w:r>
     </w:p>
     <w:p>
@@ -5371,6 +5405,7 @@
     <w:qFormat/>
     <w:pPr>
       <w:widowControl/>
+      <w:suppressAutoHyphens w:val="true"/>
       <w:bidi w:val="0"/>
       <w:spacing w:before="0" w:after="0"/>
       <w:jc w:val="start"/>
@@ -5455,11 +5490,18 @@
       <w:u w:val="single"/>
     </w:rPr>
   </w:style>
-  <w:style w:type="character" w:styleId="FootnoteCharacters">
-    <w:name w:val="Footnote Characters"/>
+  <w:style w:type="character" w:styleId="FootnoteCharactersuser">
+    <w:name w:val="Footnote Characters (user)"/>
     <w:uiPriority w:val="99"/>
     <w:semiHidden/>
     <w:unhideWhenUsed/>
+    <w:qFormat/>
+    <w:rPr>
+      <w:vertAlign w:val="superscript"/>
+    </w:rPr>
+  </w:style>
+  <w:style w:type="character" w:styleId="FootnoteCharacters">
+    <w:name w:val="Footnote Characters"/>
     <w:qFormat/>
     <w:rPr>
       <w:vertAlign w:val="superscript"/>
@@ -5483,11 +5525,18 @@
       <w:szCs w:val="20"/>
     </w:rPr>
   </w:style>
-  <w:style w:type="character" w:styleId="EndnoteCharacters">
-    <w:name w:val="Endnote Characters"/>
+  <w:style w:type="character" w:styleId="EndnoteCharactersuser">
+    <w:name w:val="Endnote Characters (user)"/>
     <w:uiPriority w:val="99"/>
     <w:semiHidden/>
     <w:unhideWhenUsed/>
+    <w:qFormat/>
+    <w:rPr>
+      <w:vertAlign w:val="superscript"/>
+    </w:rPr>
+  </w:style>
+  <w:style w:type="character" w:styleId="EndnoteCharacters">
+    <w:name w:val="Endnote Characters"/>
     <w:qFormat/>
     <w:rPr>
       <w:vertAlign w:val="superscript"/>
@@ -5584,6 +5633,7 @@
     <w:qFormat/>
     <w:pPr>
       <w:widowControl/>
+      <w:suppressAutoHyphens w:val="true"/>
       <w:bidi w:val="0"/>
       <w:spacing w:before="0" w:after="0"/>
       <w:jc w:val="start"/>
@@ -5604,6 +5654,7 @@
     <w:qFormat/>
     <w:pPr>
       <w:widowControl/>
+      <w:suppressAutoHyphens w:val="true"/>
       <w:bidi w:val="0"/>
       <w:spacing w:before="0" w:after="0"/>
       <w:jc w:val="start"/>
